--- a/chat_linux_report_v2.docx
+++ b/chat_linux_report_v2.docx
@@ -4160,7 +4160,7 @@
       <w:r>
         <w:drawing>
           <wp:inline xmlns:a="http://schemas.openxmlformats.org/drawingml/2006/main" xmlns:pic="http://schemas.openxmlformats.org/drawingml/2006/picture">
-            <wp:extent cx="5400000" cy="3143960"/>
+            <wp:extent cx="5400000" cy="3615101"/>
             <wp:docPr id="16" name="Picture 16"/>
             <wp:cNvGraphicFramePr>
               <a:graphicFrameLocks noChangeAspect="1"/>
@@ -4181,7 +4181,7 @@
                   <pic:spPr>
                     <a:xfrm>
                       <a:off x="0" y="0"/>
-                      <a:ext cx="5400000" cy="3143960"/>
+                      <a:ext cx="5400000" cy="3615101"/>
                     </a:xfrm>
                     <a:prstGeom prst="rect"/>
                   </pic:spPr>
